--- a/pr-preview/pr-233/chapters/word-choice.docx
+++ b/pr-preview/pr-233/chapters/word-choice.docx
@@ -15,7 +15,7 @@
         <w:pStyle w:val="Date"/>
       </w:pPr>
       <w:r>
-        <w:t xml:space="preserve">Last modified: 2026-10-16 04:00:13 (PDT)</w:t>
+        <w:t xml:space="preserve">Last modified: 2026-10-16 04:08:54 (PDT)</w:t>
       </w:r>
     </w:p>
     <w:tbl>
@@ -1621,7 +1621,7 @@
         <w:pStyle w:val="BlockText"/>
       </w:pPr>
       <w:r>
-        <w:t xml:space="preserve">❌ A new observation of a training set is a new observation for a prediction function.</w:t>
+        <w:t xml:space="preserve">❌ The error of the prediction is large.</w:t>
       </w:r>
     </w:p>
     <w:p>
@@ -1629,47 +1629,81 @@
         <w:pStyle w:val="BlockText"/>
       </w:pPr>
       <w:r>
-        <w:t xml:space="preserve">✅ A new observation relative to a training set is a new observation</w:t>
-      </w:r>
-      <w:r>
-        <w:t xml:space="preserve"> </w:t>
-      </w:r>
-      <w:r>
-        <w:t xml:space="preserve">when the prediction function that predicts its outcome from its covariate value</w:t>
-      </w:r>
-      <w:r>
-        <w:t xml:space="preserve"> </w:t>
-      </w:r>
-      <w:r>
-        <w:t xml:space="preserve">is obtained by applying a fitting procedure to the training set.</w:t>
+        <w:t xml:space="preserve">✅ The prediction misses the observed outcome by a large amount.</w:t>
       </w:r>
     </w:p>
     <w:p>
       <w:pPr>
         <w:pStyle w:val="FirstParagraph"/>
       </w:pPr>
-      <w:r>
-        <w:t xml:space="preserve">A new observation does not belong to a training set, so</w:t>
-      </w:r>
-      <w:r>
-        <w:t xml:space="preserve"> </w:t>
-      </w:r>
       <w:r>
         <w:rPr>
           <w:i/>
           <w:iCs/>
         </w:rPr>
-        <w:t xml:space="preserve">of</w:t>
-      </w:r>
-      <w:r>
-        <w:t xml:space="preserve"> </w:t>
-      </w:r>
-      <w:r>
-        <w:t xml:space="preserve">was wrong.</w:t>
-      </w:r>
-      <w:r>
-        <w:t xml:space="preserve"> </w:t>
-      </w:r>
+        <w:t xml:space="preserve">Of</w:t>
+      </w:r>
+      <w:r>
+        <w:t xml:space="preserve"> </w:t>
+      </w:r>
+      <w:r>
+        <w:t xml:space="preserve">could mean the error the prediction makes,</w:t>
+      </w:r>
+      <w:r>
+        <w:t xml:space="preserve"> </w:t>
+      </w:r>
+      <w:r>
+        <w:t xml:space="preserve">the error in the way it was computed,</w:t>
+      </w:r>
+      <w:r>
+        <w:t xml:space="preserve"> </w:t>
+      </w:r>
+      <w:r>
+        <w:t xml:space="preserve">or an error that belongs to the prediction in some other way.</w:t>
+      </w:r>
+      <w:r>
+        <w:t xml:space="preserve"> </w:t>
+      </w:r>
+      <w:r>
+        <w:t xml:space="preserve">The verb</w:t>
+      </w:r>
+      <w:r>
+        <w:t xml:space="preserve"> </w:t>
+      </w:r>
+      <w:r>
+        <w:rPr>
+          <w:i/>
+          <w:iCs/>
+        </w:rPr>
+        <w:t xml:space="preserve">misses</w:t>
+      </w:r>
+      <w:r>
+        <w:t xml:space="preserve"> </w:t>
+      </w:r>
+      <w:r>
+        <w:t xml:space="preserve">says which.</w:t>
+      </w:r>
+    </w:p>
+    <w:p>
+      <w:pPr>
+        <w:pStyle w:val="BlockText"/>
+      </w:pPr>
+      <w:r>
+        <w:t xml:space="preserve">❌ We fit the model for the training set.</w:t>
+      </w:r>
+    </w:p>
+    <w:p>
+      <w:pPr>
+        <w:pStyle w:val="BlockText"/>
+      </w:pPr>
+      <w:r>
+        <w:t xml:space="preserve">✅ We estimate the model’s coefficients from the training set.</w:t>
+      </w:r>
+    </w:p>
+    <w:p>
+      <w:pPr>
+        <w:pStyle w:val="FirstParagraph"/>
+      </w:pPr>
       <w:r>
         <w:rPr>
           <w:i/>
@@ -1681,19 +1715,29 @@
         <w:t xml:space="preserve"> </w:t>
       </w:r>
       <w:r>
-        <w:t xml:space="preserve">did not say whether the prediction function predicts the new observation,</w:t>
-      </w:r>
-      <w:r>
-        <w:t xml:space="preserve"> </w:t>
-      </w:r>
-      <w:r>
-        <w:t xml:space="preserve">is chosen from it, or is evaluated on it.</w:t>
-      </w:r>
-      <w:r>
-        <w:t xml:space="preserve"> </w:t>
-      </w:r>
-      <w:r>
-        <w:t xml:space="preserve">The corrected sentence says which: the function predicts its outcome from its covariate value.</w:t>
+        <w:t xml:space="preserve">could mean on behalf of, in order to serve, or using.</w:t>
+      </w:r>
+      <w:r>
+        <w:t xml:space="preserve"> </w:t>
+      </w:r>
+      <w:r>
+        <w:rPr>
+          <w:i/>
+          <w:iCs/>
+        </w:rPr>
+        <w:t xml:space="preserve">From</w:t>
+      </w:r>
+      <w:r>
+        <w:t xml:space="preserve"> </w:t>
+      </w:r>
+      <w:r>
+        <w:t xml:space="preserve">states the relationship exactly:</w:t>
+      </w:r>
+      <w:r>
+        <w:t xml:space="preserve"> </w:t>
+      </w:r>
+      <w:r>
+        <w:t xml:space="preserve">the training set is the source of the estimates.</w:t>
       </w:r>
     </w:p>
     <w:bookmarkEnd w:id="23"/>
